--- a/submission/cover_letter.docx
+++ b/submission/cover_letter.docx
@@ -170,7 +170,7 @@
           <w:sz w:val="22"/>
           <w:szCs w:val="22"/>
         </w:rPr>
-        <w:t xml:space="preserve">All code and preprocessing scripts will be released publicly upon acceptance. The dataset used is freely available. The work has not been published elsewhere and is not under consideration at any other journal.</w:t>
+        <w:t>All code and preprocessing scripts are publicly available at https://github.com/RifatIbnAlam/llm-kt-benchmark. The dataset used is freely available. The work has not been published elsewhere and is not under consideration at any other journal.</w:t>
       </w:r>
     </w:p>
     <w:p>
